--- a/tillsyn/A 14594-2022 tillsynsbegäran.docx
+++ b/tillsyn/A 14594-2022 tillsynsbegäran.docx
@@ -717,7 +717,7 @@
     <w:r>
       <w:tab/>
       <w:tab/>
-      <w:t>2026-09-14</w:t>
+      <w:t>2026-09-15</w:t>
       <w:br/>
       <w:br/>
     </w:r>

--- a/tillsyn/A 14594-2022 tillsynsbegäran.docx
+++ b/tillsyn/A 14594-2022 tillsynsbegäran.docx
@@ -717,7 +717,7 @@
     <w:r>
       <w:tab/>
       <w:tab/>
-      <w:t>2026-09-15</w:t>
+      <w:t>2026-09-16</w:t>
       <w:br/>
       <w:br/>
     </w:r>

--- a/tillsyn/A 14594-2022 tillsynsbegäran.docx
+++ b/tillsyn/A 14594-2022 tillsynsbegäran.docx
@@ -717,7 +717,7 @@
     <w:r>
       <w:tab/>
       <w:tab/>
-      <w:t>2026-09-16</w:t>
+      <w:t>2026-09-17</w:t>
       <w:br/>
       <w:br/>
     </w:r>

--- a/tillsyn/A 14594-2022 tillsynsbegäran.docx
+++ b/tillsyn/A 14594-2022 tillsynsbegäran.docx
@@ -717,7 +717,7 @@
     <w:r>
       <w:tab/>
       <w:tab/>
-      <w:t>2026-09-17</w:t>
+      <w:t>2026-09-18</w:t>
       <w:br/>
       <w:br/>
     </w:r>

--- a/tillsyn/A 14594-2022 tillsynsbegäran.docx
+++ b/tillsyn/A 14594-2022 tillsynsbegäran.docx
@@ -717,7 +717,7 @@
     <w:r>
       <w:tab/>
       <w:tab/>
-      <w:t>2026-09-18</w:t>
+      <w:t>2026-09-19</w:t>
       <w:br/>
       <w:br/>
     </w:r>

--- a/tillsyn/A 14594-2022 tillsynsbegäran.docx
+++ b/tillsyn/A 14594-2022 tillsynsbegäran.docx
@@ -717,7 +717,7 @@
     <w:r>
       <w:tab/>
       <w:tab/>
-      <w:t>2026-09-19</w:t>
+      <w:t>2026-09-21</w:t>
       <w:br/>
       <w:br/>
     </w:r>

--- a/tillsyn/A 14594-2022 tillsynsbegäran.docx
+++ b/tillsyn/A 14594-2022 tillsynsbegäran.docx
@@ -717,7 +717,7 @@
     <w:r>
       <w:tab/>
       <w:tab/>
-      <w:t>2026-09-21</w:t>
+      <w:t>2026-09-23</w:t>
       <w:br/>
       <w:br/>
     </w:r>

--- a/tillsyn/A 14594-2022 tillsynsbegäran.docx
+++ b/tillsyn/A 14594-2022 tillsynsbegäran.docx
@@ -22,7 +22,7 @@
       <w:r>
         <w:drawing>
           <wp:inline xmlns:a="http://schemas.openxmlformats.org/drawingml/2006/main" xmlns:pic="http://schemas.openxmlformats.org/drawingml/2006/picture">
-            <wp:extent cx="5486400" cy="4372152"/>
+            <wp:extent cx="5486400" cy="4487159"/>
             <wp:docPr id="1" name="Picture 1"/>
             <wp:cNvGraphicFramePr>
               <a:graphicFrameLocks noChangeAspect="1"/>
@@ -43,7 +43,7 @@
                   <pic:spPr>
                     <a:xfrm>
                       <a:off x="0" y="0"/>
-                      <a:ext cx="5486400" cy="4372152"/>
+                      <a:ext cx="5486400" cy="4487159"/>
                     </a:xfrm>
                     <a:prstGeom prst="rect"/>
                   </pic:spPr>
@@ -65,7 +65,7 @@
     </w:p>
     <w:p>
       <w:r>
-        <w:t>I och inom 22 meter från avverkningsanmälan finns fynd av 15 naturvårdsarter, varav 6 är rödlistade, 13 är fridlysta, 2 är typiska (T) och 1 är signalart (S): igelkott (VU), grönsångare (NT, §4), gulsparv (NT, §4), mindre hackspett (NT, T, §4), nordfladdermus (NT, §4a), rördrom (NT, §4), jättesvampmal (S), spillkråka (T, §4), dvärgpipistrell (§4a), havsörn (§4), kungsfågel (§4), sävsparv (§4), törnskata (§4), vattenfladdermus (§4a) och ärtsångare (§4). Se Figur 1.</w:t>
+        <w:t>I och inom 22 meter från avverkningsanmälan finns fynd av 17 naturvårdsarter, varav 8 är rödlistade, 15 är fridlysta, 2 är typiska (T) och 1 är signalart (S): igelkott (VU), enkelbeckasin (NT, §4), grönsångare (NT, §4), gulsparv (NT, §4), mindre hackspett (NT, T, §4), nordfladdermus (NT, §4a), rödvingetrast (NT, §4), rördrom (NT, §4), jättesvampmal (S), spillkråka (T, §4), dvärgpipistrell (§4a), havsörn (§4), kungsfågel (§4), sävsparv (§4), törnskata (§4), vattenfladdermus (§4a) och ärtsångare (§4). Se Figur 1.</w:t>
       </w:r>
     </w:p>
     <w:p>
@@ -717,7 +717,7 @@
     <w:r>
       <w:tab/>
       <w:tab/>
-      <w:t>2026-09-23</w:t>
+      <w:t>2026-09-24</w:t>
       <w:br/>
       <w:br/>
     </w:r>

--- a/tillsyn/A 14594-2022 tillsynsbegäran.docx
+++ b/tillsyn/A 14594-2022 tillsynsbegäran.docx
@@ -717,7 +717,7 @@
     <w:r>
       <w:tab/>
       <w:tab/>
-      <w:t>2026-09-24</w:t>
+      <w:t>2026-09-25</w:t>
       <w:br/>
       <w:br/>
     </w:r>

--- a/tillsyn/A 14594-2022 tillsynsbegäran.docx
+++ b/tillsyn/A 14594-2022 tillsynsbegäran.docx
@@ -717,7 +717,7 @@
     <w:r>
       <w:tab/>
       <w:tab/>
-      <w:t>2026-09-25</w:t>
+      <w:t>2026-09-26</w:t>
       <w:br/>
       <w:br/>
     </w:r>

--- a/tillsyn/A 14594-2022 tillsynsbegäran.docx
+++ b/tillsyn/A 14594-2022 tillsynsbegäran.docx
@@ -717,7 +717,7 @@
     <w:r>
       <w:tab/>
       <w:tab/>
-      <w:t>2026-09-26</w:t>
+      <w:t>2026-09-27</w:t>
       <w:br/>
       <w:br/>
     </w:r>

--- a/tillsyn/A 14594-2022 tillsynsbegäran.docx
+++ b/tillsyn/A 14594-2022 tillsynsbegäran.docx
@@ -717,7 +717,7 @@
     <w:r>
       <w:tab/>
       <w:tab/>
-      <w:t>2026-09-27</w:t>
+      <w:t>2026-09-28</w:t>
       <w:br/>
       <w:br/>
     </w:r>

--- a/tillsyn/A 14594-2022 tillsynsbegäran.docx
+++ b/tillsyn/A 14594-2022 tillsynsbegäran.docx
@@ -717,7 +717,7 @@
     <w:r>
       <w:tab/>
       <w:tab/>
-      <w:t>2026-09-28</w:t>
+      <w:t>2026-09-29</w:t>
       <w:br/>
       <w:br/>
     </w:r>

--- a/tillsyn/A 14594-2022 tillsynsbegäran.docx
+++ b/tillsyn/A 14594-2022 tillsynsbegäran.docx
@@ -717,7 +717,7 @@
     <w:r>
       <w:tab/>
       <w:tab/>
-      <w:t>2026-09-29</w:t>
+      <w:t>2026-09-30</w:t>
       <w:br/>
       <w:br/>
     </w:r>

--- a/tillsyn/A 14594-2022 tillsynsbegäran.docx
+++ b/tillsyn/A 14594-2022 tillsynsbegäran.docx
@@ -717,7 +717,7 @@
     <w:r>
       <w:tab/>
       <w:tab/>
-      <w:t>2026-09-30</w:t>
+      <w:t>2026-10-01</w:t>
       <w:br/>
       <w:br/>
     </w:r>

--- a/tillsyn/A 14594-2022 tillsynsbegäran.docx
+++ b/tillsyn/A 14594-2022 tillsynsbegäran.docx
@@ -717,7 +717,7 @@
     <w:r>
       <w:tab/>
       <w:tab/>
-      <w:t>2026-10-01</w:t>
+      <w:t>2026-10-02</w:t>
       <w:br/>
       <w:br/>
     </w:r>

--- a/tillsyn/A 14594-2022 tillsynsbegäran.docx
+++ b/tillsyn/A 14594-2022 tillsynsbegäran.docx
@@ -717,7 +717,7 @@
     <w:r>
       <w:tab/>
       <w:tab/>
-      <w:t>2026-10-02</w:t>
+      <w:t>2026-10-03</w:t>
       <w:br/>
       <w:br/>
     </w:r>

--- a/tillsyn/A 14594-2022 tillsynsbegäran.docx
+++ b/tillsyn/A 14594-2022 tillsynsbegäran.docx
@@ -717,7 +717,7 @@
     <w:r>
       <w:tab/>
       <w:tab/>
-      <w:t>2026-10-03</w:t>
+      <w:t>2026-10-04</w:t>
       <w:br/>
       <w:br/>
     </w:r>

--- a/tillsyn/A 14594-2022 tillsynsbegäran.docx
+++ b/tillsyn/A 14594-2022 tillsynsbegäran.docx
@@ -717,7 +717,7 @@
     <w:r>
       <w:tab/>
       <w:tab/>
-      <w:t>2026-10-04</w:t>
+      <w:t>2026-10-05</w:t>
       <w:br/>
       <w:br/>
     </w:r>

--- a/tillsyn/A 14594-2022 tillsynsbegäran.docx
+++ b/tillsyn/A 14594-2022 tillsynsbegäran.docx
@@ -717,7 +717,7 @@
     <w:r>
       <w:tab/>
       <w:tab/>
-      <w:t>2026-10-05</w:t>
+      <w:t>2026-10-06</w:t>
       <w:br/>
       <w:br/>
     </w:r>

--- a/tillsyn/A 14594-2022 tillsynsbegäran.docx
+++ b/tillsyn/A 14594-2022 tillsynsbegäran.docx
@@ -717,7 +717,7 @@
     <w:r>
       <w:tab/>
       <w:tab/>
-      <w:t>2026-10-06</w:t>
+      <w:t>2026-10-07</w:t>
       <w:br/>
       <w:br/>
     </w:r>

--- a/tillsyn/A 14594-2022 tillsynsbegäran.docx
+++ b/tillsyn/A 14594-2022 tillsynsbegäran.docx
@@ -717,7 +717,7 @@
     <w:r>
       <w:tab/>
       <w:tab/>
-      <w:t>2026-10-07</w:t>
+      <w:t>2026-10-08</w:t>
       <w:br/>
       <w:br/>
     </w:r>

--- a/tillsyn/A 14594-2022 tillsynsbegäran.docx
+++ b/tillsyn/A 14594-2022 tillsynsbegäran.docx
@@ -717,7 +717,7 @@
     <w:r>
       <w:tab/>
       <w:tab/>
-      <w:t>2026-10-08</w:t>
+      <w:t>2026-10-09</w:t>
       <w:br/>
       <w:br/>
     </w:r>

--- a/tillsyn/A 14594-2022 tillsynsbegäran.docx
+++ b/tillsyn/A 14594-2022 tillsynsbegäran.docx
@@ -717,7 +717,7 @@
     <w:r>
       <w:tab/>
       <w:tab/>
-      <w:t>2026-10-09</w:t>
+      <w:t>2026-10-10</w:t>
       <w:br/>
       <w:br/>
     </w:r>

--- a/tillsyn/A 14594-2022 tillsynsbegäran.docx
+++ b/tillsyn/A 14594-2022 tillsynsbegäran.docx
@@ -717,7 +717,7 @@
     <w:r>
       <w:tab/>
       <w:tab/>
-      <w:t>2026-10-10</w:t>
+      <w:t>2026-10-11</w:t>
       <w:br/>
       <w:br/>
     </w:r>

--- a/tillsyn/A 14594-2022 tillsynsbegäran.docx
+++ b/tillsyn/A 14594-2022 tillsynsbegäran.docx
@@ -717,7 +717,7 @@
     <w:r>
       <w:tab/>
       <w:tab/>
-      <w:t>2026-10-11</w:t>
+      <w:t>2026-10-12</w:t>
       <w:br/>
       <w:br/>
     </w:r>

--- a/tillsyn/A 14594-2022 tillsynsbegäran.docx
+++ b/tillsyn/A 14594-2022 tillsynsbegäran.docx
@@ -717,7 +717,7 @@
     <w:r>
       <w:tab/>
       <w:tab/>
-      <w:t>2026-10-12</w:t>
+      <w:t>2026-10-13</w:t>
       <w:br/>
       <w:br/>
     </w:r>

--- a/tillsyn/A 14594-2022 tillsynsbegäran.docx
+++ b/tillsyn/A 14594-2022 tillsynsbegäran.docx
@@ -717,7 +717,7 @@
     <w:r>
       <w:tab/>
       <w:tab/>
-      <w:t>2026-10-13</w:t>
+      <w:t>2026-10-14</w:t>
       <w:br/>
       <w:br/>
     </w:r>

--- a/tillsyn/A 14594-2022 tillsynsbegäran.docx
+++ b/tillsyn/A 14594-2022 tillsynsbegäran.docx
@@ -717,7 +717,7 @@
     <w:r>
       <w:tab/>
       <w:tab/>
-      <w:t>2026-10-14</w:t>
+      <w:t>2026-10-15</w:t>
       <w:br/>
       <w:br/>
     </w:r>

--- a/tillsyn/A 14594-2022 tillsynsbegäran.docx
+++ b/tillsyn/A 14594-2022 tillsynsbegäran.docx
@@ -717,7 +717,7 @@
     <w:r>
       <w:tab/>
       <w:tab/>
-      <w:t>2026-10-15</w:t>
+      <w:t>2026-10-16</w:t>
       <w:br/>
       <w:br/>
     </w:r>

--- a/tillsyn/A 14594-2022 tillsynsbegäran.docx
+++ b/tillsyn/A 14594-2022 tillsynsbegäran.docx
@@ -717,7 +717,7 @@
     <w:r>
       <w:tab/>
       <w:tab/>
-      <w:t>2026-10-16</w:t>
+      <w:t>2026-10-17</w:t>
       <w:br/>
       <w:br/>
     </w:r>

--- a/tillsyn/A 14594-2022 tillsynsbegäran.docx
+++ b/tillsyn/A 14594-2022 tillsynsbegäran.docx
@@ -717,7 +717,7 @@
     <w:r>
       <w:tab/>
       <w:tab/>
-      <w:t>2026-10-17</w:t>
+      <w:t>2026-10-18</w:t>
       <w:br/>
       <w:br/>
     </w:r>

--- a/tillsyn/A 14594-2022 tillsynsbegäran.docx
+++ b/tillsyn/A 14594-2022 tillsynsbegäran.docx
@@ -717,7 +717,7 @@
     <w:r>
       <w:tab/>
       <w:tab/>
-      <w:t>2026-10-18</w:t>
+      <w:t>2026-10-19</w:t>
       <w:br/>
       <w:br/>
     </w:r>

--- a/tillsyn/A 14594-2022 tillsynsbegäran.docx
+++ b/tillsyn/A 14594-2022 tillsynsbegäran.docx
@@ -717,7 +717,7 @@
     <w:r>
       <w:tab/>
       <w:tab/>
-      <w:t>2026-10-19</w:t>
+      <w:t>2026-10-20</w:t>
       <w:br/>
       <w:br/>
     </w:r>

--- a/tillsyn/A 14594-2022 tillsynsbegäran.docx
+++ b/tillsyn/A 14594-2022 tillsynsbegäran.docx
@@ -717,7 +717,7 @@
     <w:r>
       <w:tab/>
       <w:tab/>
-      <w:t>2026-10-20</w:t>
+      <w:t>2026-10-21</w:t>
       <w:br/>
       <w:br/>
     </w:r>

--- a/tillsyn/A 14594-2022 tillsynsbegäran.docx
+++ b/tillsyn/A 14594-2022 tillsynsbegäran.docx
@@ -717,7 +717,7 @@
     <w:r>
       <w:tab/>
       <w:tab/>
-      <w:t>2026-10-21</w:t>
+      <w:t>2026-10-22</w:t>
       <w:br/>
       <w:br/>
     </w:r>

--- a/tillsyn/A 14594-2022 tillsynsbegäran.docx
+++ b/tillsyn/A 14594-2022 tillsynsbegäran.docx
@@ -717,7 +717,7 @@
     <w:r>
       <w:tab/>
       <w:tab/>
-      <w:t>2026-10-22</w:t>
+      <w:t>2026-10-23</w:t>
       <w:br/>
       <w:br/>
     </w:r>

--- a/tillsyn/A 14594-2022 tillsynsbegäran.docx
+++ b/tillsyn/A 14594-2022 tillsynsbegäran.docx
@@ -717,7 +717,7 @@
     <w:r>
       <w:tab/>
       <w:tab/>
-      <w:t>2026-10-23</w:t>
+      <w:t>2026-10-24</w:t>
       <w:br/>
       <w:br/>
     </w:r>

--- a/tillsyn/A 14594-2022 tillsynsbegäran.docx
+++ b/tillsyn/A 14594-2022 tillsynsbegäran.docx
@@ -717,7 +717,7 @@
     <w:r>
       <w:tab/>
       <w:tab/>
-      <w:t>2026-10-24</w:t>
+      <w:t>2026-10-25</w:t>
       <w:br/>
       <w:br/>
     </w:r>

--- a/tillsyn/A 14594-2022 tillsynsbegäran.docx
+++ b/tillsyn/A 14594-2022 tillsynsbegäran.docx
@@ -717,7 +717,7 @@
     <w:r>
       <w:tab/>
       <w:tab/>
-      <w:t>2026-10-25</w:t>
+      <w:t>2026-10-26</w:t>
       <w:br/>
       <w:br/>
     </w:r>

--- a/tillsyn/A 14594-2022 tillsynsbegäran.docx
+++ b/tillsyn/A 14594-2022 tillsynsbegäran.docx
@@ -717,7 +717,7 @@
     <w:r>
       <w:tab/>
       <w:tab/>
-      <w:t>2026-10-26</w:t>
+      <w:t>2026-10-27</w:t>
       <w:br/>
       <w:br/>
     </w:r>

--- a/tillsyn/A 14594-2022 tillsynsbegäran.docx
+++ b/tillsyn/A 14594-2022 tillsynsbegäran.docx
@@ -717,7 +717,7 @@
     <w:r>
       <w:tab/>
       <w:tab/>
-      <w:t>2026-10-27</w:t>
+      <w:t>2026-10-28</w:t>
       <w:br/>
       <w:br/>
     </w:r>

--- a/tillsyn/A 14594-2022 tillsynsbegäran.docx
+++ b/tillsyn/A 14594-2022 tillsynsbegäran.docx
@@ -717,7 +717,7 @@
     <w:r>
       <w:tab/>
       <w:tab/>
-      <w:t>2026-10-28</w:t>
+      <w:t>2026-10-29</w:t>
       <w:br/>
       <w:br/>
     </w:r>

--- a/tillsyn/A 14594-2022 tillsynsbegäran.docx
+++ b/tillsyn/A 14594-2022 tillsynsbegäran.docx
@@ -717,7 +717,7 @@
     <w:r>
       <w:tab/>
       <w:tab/>
-      <w:t>2026-10-29</w:t>
+      <w:t>2026-10-31</w:t>
       <w:br/>
       <w:br/>
     </w:r>
